--- a/документы/Тілашар – пайдаланушы нұсқаулығы.docx
+++ b/документы/Тілашар – пайдаланушы нұсқаулығы.docx
@@ -107,7 +107,7 @@
       <w:r>
         <w:drawing>
           <wp:inline xmlns:a="http://schemas.openxmlformats.org/drawingml/2006/main" xmlns:pic="http://schemas.openxmlformats.org/drawingml/2006/picture">
-            <wp:extent cx="2592000" cy="5572800"/>
+            <wp:extent cx="2592000" cy="8168040"/>
             <wp:docPr id="1" name="Picture 1"/>
             <wp:cNvGraphicFramePr>
               <a:graphicFrameLocks noChangeAspect="1"/>
@@ -128,7 +128,7 @@
                   <pic:spPr>
                     <a:xfrm>
                       <a:off x="0" y="0"/>
-                      <a:ext cx="2592000" cy="5572800"/>
+                      <a:ext cx="2592000" cy="8168040"/>
                     </a:xfrm>
                     <a:prstGeom prst="rect"/>
                   </pic:spPr>
@@ -728,7 +728,7 @@
       <w:r>
         <w:drawing>
           <wp:inline xmlns:a="http://schemas.openxmlformats.org/drawingml/2006/main" xmlns:pic="http://schemas.openxmlformats.org/drawingml/2006/picture">
-            <wp:extent cx="2592000" cy="5572800"/>
+            <wp:extent cx="2592000" cy="11035440"/>
             <wp:docPr id="2" name="Picture 2"/>
             <wp:cNvGraphicFramePr>
               <a:graphicFrameLocks noChangeAspect="1"/>
@@ -749,7 +749,7 @@
                   <pic:spPr>
                     <a:xfrm>
                       <a:off x="0" y="0"/>
-                      <a:ext cx="2592000" cy="5572800"/>
+                      <a:ext cx="2592000" cy="11035440"/>
                     </a:xfrm>
                     <a:prstGeom prst="rect"/>
                   </pic:spPr>
@@ -1053,7 +1053,7 @@
           <w:rFonts w:ascii="Times New Roman" w:hAnsi="Times New Roman"/>
           <w:sz w:val="24"/>
         </w:rPr>
-        <w:t>Экранның жоғарғы жағында қадам нөмірі (мысалы, «Қадам 3 / 6») және прогресс жолағы тұрады.</w:t>
+        <w:t>Экранның жоғарғы жағында қадам нөмірі (мысалы, «Қадам 3 / 6») және прогресс жолағы тұрады. Одан төмен — сабақтың үш қадамы: Диалог → Ереже → Тапсырма. Өтілгені жасыл, ағымдағысы ерекшеленген.</w:t>
       </w:r>
     </w:p>
     <w:p>
@@ -1080,7 +1080,7 @@
       <w:r>
         <w:drawing>
           <wp:inline xmlns:a="http://schemas.openxmlformats.org/drawingml/2006/main" xmlns:pic="http://schemas.openxmlformats.org/drawingml/2006/picture">
-            <wp:extent cx="2592000" cy="2536920"/>
+            <wp:extent cx="2592000" cy="2705400"/>
             <wp:docPr id="3" name="Picture 3"/>
             <wp:cNvGraphicFramePr>
               <a:graphicFrameLocks noChangeAspect="1"/>
@@ -1101,7 +1101,7 @@
                   <pic:spPr>
                     <a:xfrm>
                       <a:off x="0" y="0"/>
-                      <a:ext cx="2592000" cy="2536920"/>
+                      <a:ext cx="2592000" cy="2705400"/>
                     </a:xfrm>
                     <a:prstGeom prst="rect"/>
                   </pic:spPr>
@@ -1133,6 +1133,15 @@
           <w:rFonts w:ascii="Times New Roman" w:hAnsi="Times New Roman"/>
           <w:sz w:val="24"/>
         </w:rPr>
+        <w:t>Әр репликаның жанында тыңдау түймесі бар. Оны бассаңыз, реплика қазақ дауысымен айтылады, ал кейіпкер сол уақыт ішінде тербеліп қозғалады — кім сөйлеп тұрғаны көрініп тұрады.</w:t>
+      </w:r>
+    </w:p>
+    <w:p>
+      <w:r>
+        <w:rPr>
+          <w:rFonts w:ascii="Times New Roman" w:hAnsi="Times New Roman"/>
+          <w:sz w:val="24"/>
+        </w:rPr>
         <w:t>2-қадам. Грамматика ережесімен танысу. Ереже екі тілде де беріледі, төменде мұғалімнің кеңесі тұрады.</w:t>
       </w:r>
     </w:p>
@@ -1143,7 +1152,7 @@
       <w:r>
         <w:drawing>
           <wp:inline xmlns:a="http://schemas.openxmlformats.org/drawingml/2006/main" xmlns:pic="http://schemas.openxmlformats.org/drawingml/2006/picture">
-            <wp:extent cx="2592000" cy="4455000"/>
+            <wp:extent cx="2592000" cy="4610520"/>
             <wp:docPr id="4" name="Picture 4"/>
             <wp:cNvGraphicFramePr>
               <a:graphicFrameLocks noChangeAspect="1"/>
@@ -1164,7 +1173,7 @@
                   <pic:spPr>
                     <a:xfrm>
                       <a:off x="0" y="0"/>
-                      <a:ext cx="2592000" cy="4455000"/>
+                      <a:ext cx="2592000" cy="4610520"/>
                     </a:xfrm>
                     <a:prstGeom prst="rect"/>
                   </pic:spPr>
@@ -1206,7 +1215,7 @@
       <w:r>
         <w:drawing>
           <wp:inline xmlns:a="http://schemas.openxmlformats.org/drawingml/2006/main" xmlns:pic="http://schemas.openxmlformats.org/drawingml/2006/picture">
-            <wp:extent cx="2592000" cy="3703320"/>
+            <wp:extent cx="2592000" cy="3832920"/>
             <wp:docPr id="5" name="Picture 5"/>
             <wp:cNvGraphicFramePr>
               <a:graphicFrameLocks noChangeAspect="1"/>
@@ -1227,7 +1236,7 @@
                   <pic:spPr>
                     <a:xfrm>
                       <a:off x="0" y="0"/>
-                      <a:ext cx="2592000" cy="3703320"/>
+                      <a:ext cx="2592000" cy="3832920"/>
                     </a:xfrm>
                     <a:prstGeom prst="rect"/>
                   </pic:spPr>
@@ -1269,7 +1278,7 @@
       <w:r>
         <w:drawing>
           <wp:inline xmlns:a="http://schemas.openxmlformats.org/drawingml/2006/main" xmlns:pic="http://schemas.openxmlformats.org/drawingml/2006/picture">
-            <wp:extent cx="2592000" cy="4377240"/>
+            <wp:extent cx="2592000" cy="4403160"/>
             <wp:docPr id="6" name="Picture 6"/>
             <wp:cNvGraphicFramePr>
               <a:graphicFrameLocks noChangeAspect="1"/>
@@ -1290,7 +1299,7 @@
                   <pic:spPr>
                     <a:xfrm>
                       <a:off x="0" y="0"/>
-                      <a:ext cx="2592000" cy="4377240"/>
+                      <a:ext cx="2592000" cy="4403160"/>
                     </a:xfrm>
                     <a:prstGeom prst="rect"/>
                   </pic:spPr>
@@ -1736,6 +1745,41 @@
     </w:p>
     <w:p>
       <w:pPr>
+        <w:pStyle w:val="Heading2"/>
+      </w:pPr>
+      <w:r>
+        <w:t>3.6. Дыбыстау және тірі кейіпкер</w:t>
+      </w:r>
+    </w:p>
+    <w:p>
+      <w:r>
+        <w:rPr>
+          <w:rFonts w:ascii="Times New Roman" w:hAnsi="Times New Roman"/>
+          <w:sz w:val="24"/>
+        </w:rPr>
+        <w:t>Қосымшада 623 жазба бар: барлық диалог репликасы, сөздіктің 162 сөзі және тапсырмалардың дұрыс жауаптары. Дауыстар — қазақ тілінің нейродауыстары, әйел және ер адам дауысы.</w:t>
+      </w:r>
+    </w:p>
+    <w:p>
+      <w:r>
+        <w:rPr>
+          <w:rFonts w:ascii="Times New Roman" w:hAnsi="Times New Roman"/>
+          <w:sz w:val="24"/>
+        </w:rPr>
+        <w:t>Тыңдау түймесі жазба бар жерде ғана көрінеді. Бір рет тыңдалған жазба құрылғыда сақталады және әрі қарай интернетсіз де ойнайды.</w:t>
+      </w:r>
+    </w:p>
+    <w:p>
+      <w:r>
+        <w:rPr>
+          <w:rFonts w:ascii="Times New Roman" w:hAnsi="Times New Roman"/>
+          <w:sz w:val="24"/>
+        </w:rPr>
+        <w:t>Кейіпкерлер қозғалады: тыныштықта тыныс алады, сөйлегенде тербеледі, дұрыс жауапқа секіріп қуанады, қатеге басын шайқайды. Қозғалыс кедергі келтірсе, «Профиль» бөліміндегі «Қозғалысты азайту» баптауы оны түгел өшіреді.</w:t>
+      </w:r>
+    </w:p>
+    <w:p>
+      <w:pPr>
         <w:pStyle w:val="Heading1"/>
       </w:pPr>
       <w:r>
@@ -1749,7 +1793,7 @@
       <w:r>
         <w:drawing>
           <wp:inline xmlns:a="http://schemas.openxmlformats.org/drawingml/2006/main" xmlns:pic="http://schemas.openxmlformats.org/drawingml/2006/picture">
-            <wp:extent cx="2592000" cy="5572800"/>
+            <wp:extent cx="2592000" cy="7092360"/>
             <wp:docPr id="7" name="Picture 7"/>
             <wp:cNvGraphicFramePr>
               <a:graphicFrameLocks noChangeAspect="1"/>
@@ -1770,7 +1814,7 @@
                   <pic:spPr>
                     <a:xfrm>
                       <a:off x="0" y="0"/>
-                      <a:ext cx="2592000" cy="5572800"/>
+                      <a:ext cx="2592000" cy="7092360"/>
                     </a:xfrm>
                     <a:prstGeom prst="rect"/>
                   </pic:spPr>
@@ -1940,7 +1984,7 @@
       <w:r>
         <w:drawing>
           <wp:inline xmlns:a="http://schemas.openxmlformats.org/drawingml/2006/main" xmlns:pic="http://schemas.openxmlformats.org/drawingml/2006/picture">
-            <wp:extent cx="2592000" cy="5572800"/>
+            <wp:extent cx="2592000" cy="7076160"/>
             <wp:docPr id="8" name="Picture 8"/>
             <wp:cNvGraphicFramePr>
               <a:graphicFrameLocks noChangeAspect="1"/>
@@ -1961,7 +2005,7 @@
                   <pic:spPr>
                     <a:xfrm>
                       <a:off x="0" y="0"/>
-                      <a:ext cx="2592000" cy="5572800"/>
+                      <a:ext cx="2592000" cy="7076160"/>
                     </a:xfrm>
                     <a:prstGeom prst="rect"/>
                   </pic:spPr>
@@ -2020,7 +2064,7 @@
       <w:r>
         <w:drawing>
           <wp:inline xmlns:a="http://schemas.openxmlformats.org/drawingml/2006/main" xmlns:pic="http://schemas.openxmlformats.org/drawingml/2006/picture">
-            <wp:extent cx="2592000" cy="5572800"/>
+            <wp:extent cx="2592000" cy="5576040"/>
             <wp:docPr id="9" name="Picture 9"/>
             <wp:cNvGraphicFramePr>
               <a:graphicFrameLocks noChangeAspect="1"/>
@@ -2041,7 +2085,7 @@
                   <pic:spPr>
                     <a:xfrm>
                       <a:off x="0" y="0"/>
-                      <a:ext cx="2592000" cy="5572800"/>
+                      <a:ext cx="2592000" cy="5576040"/>
                     </a:xfrm>
                     <a:prstGeom prst="rect"/>
                   </pic:spPr>
@@ -2253,7 +2297,7 @@
       <w:r>
         <w:drawing>
           <wp:inline xmlns:a="http://schemas.openxmlformats.org/drawingml/2006/main" xmlns:pic="http://schemas.openxmlformats.org/drawingml/2006/picture">
-            <wp:extent cx="2592000" cy="5572800"/>
+            <wp:extent cx="2592000" cy="17013240"/>
             <wp:docPr id="11" name="Picture 11"/>
             <wp:cNvGraphicFramePr>
               <a:graphicFrameLocks noChangeAspect="1"/>
@@ -2274,7 +2318,7 @@
                   <pic:spPr>
                     <a:xfrm>
                       <a:off x="0" y="0"/>
-                      <a:ext cx="2592000" cy="5572800"/>
+                      <a:ext cx="2592000" cy="17013240"/>
                     </a:xfrm>
                     <a:prstGeom prst="rect"/>
                   </pic:spPr>
@@ -2592,6 +2636,24 @@
           <w:rFonts w:ascii="Times New Roman" w:hAnsi="Times New Roman"/>
           <w:sz w:val="24"/>
         </w:rPr>
+        <w:t>Дыбыс жоқ, не істеу керек?</w:t>
+      </w:r>
+    </w:p>
+    <w:p>
+      <w:r>
+        <w:rPr>
+          <w:rFonts w:ascii="Times New Roman" w:hAnsi="Times New Roman"/>
+          <w:sz w:val="24"/>
+        </w:rPr>
+        <w:t>Тыңдау түймесі жазба бар репликада ғана көрінеді. Егер түйме бар, ал дыбыс жоқ болса, телефонның дыбысын және үнсіз режимін тексеріңіз. Алғашқы тыңдау үшін интернет қажет, әрі қарай — жоқ.</w:t>
+      </w:r>
+    </w:p>
+    <w:p>
+      <w:r>
+        <w:rPr>
+          <w:rFonts w:ascii="Times New Roman" w:hAnsi="Times New Roman"/>
+          <w:sz w:val="24"/>
+        </w:rPr>
         <w:t>Қазақ әріптерін қайдан аламын?</w:t>
       </w:r>
     </w:p>
@@ -3069,6 +3131,32 @@
           <w:rFonts w:ascii="Times New Roman" w:hAnsi="Times New Roman"/>
           <w:sz w:val="24"/>
         </w:rPr>
+        <w:t>Қазақша дыбыстау — 623 жазба, барлық диалог репликасы</w:t>
+      </w:r>
+    </w:p>
+    <w:p>
+      <w:pPr>
+        <w:pStyle w:val="ListBullet"/>
+        <w:spacing w:after="40"/>
+      </w:pPr>
+      <w:r>
+        <w:rPr>
+          <w:rFonts w:ascii="Times New Roman" w:hAnsi="Times New Roman"/>
+          <w:sz w:val="24"/>
+        </w:rPr>
+        <w:t>Тірі кейіпкерлер — сөйлеп тұрғанда қозғалады, жауапқа реакция береді</w:t>
+      </w:r>
+    </w:p>
+    <w:p>
+      <w:pPr>
+        <w:pStyle w:val="ListBullet"/>
+        <w:spacing w:after="40"/>
+      </w:pPr>
+      <w:r>
+        <w:rPr>
+          <w:rFonts w:ascii="Times New Roman" w:hAnsi="Times New Roman"/>
+          <w:sz w:val="24"/>
+        </w:rPr>
         <w:t>Интернетсіз жұмыс істейді — кез келген жерде шұғылдануға болады</w:t>
       </w:r>
     </w:p>
@@ -3280,7 +3368,7 @@
           <w:rFonts w:ascii="Times New Roman" w:hAnsi="Times New Roman"/>
           <w:sz w:val="24"/>
         </w:rPr>
-        <w:t>Дыбыстау — 589 сөз тіркесі ана тілі иесінің дауысымен</w:t>
+        <w:t>Мұғалім кабинеті — сынып, тапсырмалар, үлгерім</w:t>
       </w:r>
     </w:p>
     <w:p>
@@ -3293,7 +3381,7 @@
           <w:rFonts w:ascii="Times New Roman" w:hAnsi="Times New Roman"/>
           <w:sz w:val="24"/>
         </w:rPr>
-        <w:t>Мұғалім кабинеті — сынып, тапсырмалар, үлгерім</w:t>
+        <w:t>Ана тілі иесінің тірі дауысымен жазба</w:t>
       </w:r>
     </w:p>
     <w:p>

--- a/документы/Тілашар – пайдаланушы нұсқаулығы.docx
+++ b/документы/Тілашар – пайдаланушы нұсқаулығы.docx
@@ -535,6 +535,67 @@
           <w:sz w:val="24"/>
         </w:rPr>
         <w:t>iPhone-да «Негізгі экранға» қосу міндетті: әйтпесе iOS шамамен бір аптадан кейін сайттың сақталған деректерін, оның ішінде прогрессті де тазалауы мүмкін.</w:t>
+      </w:r>
+    </w:p>
+    <w:p>
+      <w:pPr>
+        <w:pStyle w:val="Heading2"/>
+      </w:pPr>
+      <w:r>
+        <w:t>1.4. Компьютерге орнату (Windows)</w:t>
+      </w:r>
+    </w:p>
+    <w:p>
+      <w:r>
+        <w:rPr>
+          <w:rFonts w:ascii="Times New Roman" w:hAnsi="Times New Roman"/>
+          <w:sz w:val="24"/>
+        </w:rPr>
+        <w:t>Жинақтағы 4-Қосымша/Windows қалтасында екі файл бар:</w:t>
+      </w:r>
+    </w:p>
+    <w:p>
+      <w:pPr>
+        <w:pStyle w:val="ListBullet"/>
+        <w:spacing w:after="40"/>
+      </w:pPr>
+      <w:r>
+        <w:rPr>
+          <w:rFonts w:ascii="Times New Roman" w:hAnsi="Times New Roman"/>
+          <w:sz w:val="24"/>
+        </w:rPr>
+        <w:t>Tilashar-Setup-2.0.0.exe — орнатушы: бағдарламаны компьютерге орнатады және жұмыс үстеліне таңбаша қояды</w:t>
+      </w:r>
+    </w:p>
+    <w:p>
+      <w:pPr>
+        <w:pStyle w:val="ListBullet"/>
+        <w:spacing w:after="40"/>
+      </w:pPr>
+      <w:r>
+        <w:rPr>
+          <w:rFonts w:ascii="Times New Roman" w:hAnsi="Times New Roman"/>
+          <w:sz w:val="24"/>
+        </w:rPr>
+        <w:t>Tilashar-portable-2.0.0.exe — орнатпай-ақ іске қосылады, флешкадан да</w:t>
+      </w:r>
+    </w:p>
+    <w:p>
+      <w:r>
+        <w:rPr>
+          <w:rFonts w:ascii="Times New Roman" w:hAnsi="Times New Roman"/>
+          <w:sz w:val="24"/>
+        </w:rPr>
+        <w:t>Бағдарлама сертификатпен қол қойылмаған, сондықтан Windows алғаш іске қосқанда «SmartScreen» терезесін көрсетеді. Бұл вирус емес — ақылы қолтаңбаның жоқтығы. «Толығырақ» → «Бәрібір орындау» дегенді басу керек.</w:t>
+      </w:r>
+    </w:p>
+    <w:p>
+      <w:r>
+        <w:rPr>
+          <w:rFonts w:ascii="Times New Roman" w:hAnsi="Times New Roman"/>
+          <w:sz w:val="24"/>
+        </w:rPr>
+        <w:t>Компьютердегі нұсқа интернетсіз толық жұмыс істейді: барлық сабақ, сөздік және дыбыстау жазбалары бағдарламаның өз ішінде.</w:t>
       </w:r>
     </w:p>
     <w:p>
@@ -2737,6 +2798,19 @@
           <w:sz w:val="24"/>
         </w:rPr>
         <w:t>Android үшін APK: Android 6.0 және одан жоғары</w:t>
+      </w:r>
+    </w:p>
+    <w:p>
+      <w:pPr>
+        <w:pStyle w:val="ListBullet"/>
+        <w:spacing w:after="40"/>
+      </w:pPr>
+      <w:r>
+        <w:rPr>
+          <w:rFonts w:ascii="Times New Roman" w:hAnsi="Times New Roman"/>
+          <w:sz w:val="24"/>
+        </w:rPr>
+        <w:t>Windows үшін: Windows 10 және одан жоғары, 64 бит</w:t>
       </w:r>
     </w:p>
     <w:p>

--- a/документы/Тілашар – пайдаланушы нұсқаулығы.docx
+++ b/документы/Тілашар – пайдаланушы нұсқаулығы.docx
@@ -33,7 +33,219 @@
     </w:p>
     <w:p>
       <w:pPr>
+        <w:spacing w:after="200"/>
+        <w:pBdr>
+          <w:bottom w:val="single" w:sz="8" w:space="4" w:color="00509D"/>
+        </w:pBdr>
+      </w:pPr>
+      <w:r>
+        <w:rPr>
+          <w:rFonts w:ascii="Times New Roman" w:hAnsi="Times New Roman"/>
+          <w:b/>
+          <w:color w:val="1B222B"/>
+          <w:sz w:val="32"/>
+        </w:rPr>
+        <w:t>Мазмұны</w:t>
+      </w:r>
+    </w:p>
+    <w:p>
+      <w:pPr>
+        <w:tabs>
+          <w:tab w:pos="8504" w:val="right" w:leader="dot"/>
+        </w:tabs>
+        <w:spacing w:after="80"/>
+      </w:pPr>
+      <w:r>
+        <w:rPr>
+          <w:rFonts w:ascii="Times New Roman" w:hAnsi="Times New Roman"/>
+          <w:sz w:val="24"/>
+        </w:rPr>
+        <w:t>Кіріспе</w:t>
+        <w:tab/>
+        <w:t>2</w:t>
+      </w:r>
+    </w:p>
+    <w:p>
+      <w:pPr>
+        <w:tabs>
+          <w:tab w:pos="8504" w:val="right" w:leader="dot"/>
+        </w:tabs>
+        <w:spacing w:after="80"/>
+      </w:pPr>
+      <w:r>
+        <w:rPr>
+          <w:rFonts w:ascii="Times New Roman" w:hAnsi="Times New Roman"/>
+          <w:sz w:val="24"/>
+        </w:rPr>
+        <w:t>1. Қосымшаны бастау</w:t>
+        <w:tab/>
+        <w:t>2</w:t>
+      </w:r>
+    </w:p>
+    <w:p>
+      <w:pPr>
+        <w:tabs>
+          <w:tab w:pos="8504" w:val="right" w:leader="dot"/>
+        </w:tabs>
+        <w:spacing w:after="80"/>
+      </w:pPr>
+      <w:r>
+        <w:rPr>
+          <w:rFonts w:ascii="Times New Roman" w:hAnsi="Times New Roman"/>
+          <w:sz w:val="24"/>
+        </w:rPr>
+        <w:t>2. Негізгі навигация</w:t>
+        <w:tab/>
+        <w:t>5</w:t>
+      </w:r>
+    </w:p>
+    <w:p>
+      <w:pPr>
+        <w:tabs>
+          <w:tab w:pos="8504" w:val="right" w:leader="dot"/>
+        </w:tabs>
+        <w:spacing w:after="80"/>
+      </w:pPr>
+      <w:r>
+        <w:rPr>
+          <w:rFonts w:ascii="Times New Roman" w:hAnsi="Times New Roman"/>
+          <w:sz w:val="24"/>
+        </w:rPr>
+        <w:t>3. Сабақтармен жұмыс</w:t>
+        <w:tab/>
+        <w:t>5</w:t>
+      </w:r>
+    </w:p>
+    <w:p>
+      <w:pPr>
+        <w:tabs>
+          <w:tab w:pos="8504" w:val="right" w:leader="dot"/>
+        </w:tabs>
+        <w:spacing w:after="80"/>
+      </w:pPr>
+      <w:r>
+        <w:rPr>
+          <w:rFonts w:ascii="Times New Roman" w:hAnsi="Times New Roman"/>
+          <w:sz w:val="24"/>
+        </w:rPr>
+        <w:t>4. Жаттығу бөлімі</w:t>
+        <w:tab/>
+        <w:t>11</w:t>
+      </w:r>
+    </w:p>
+    <w:p>
+      <w:pPr>
+        <w:tabs>
+          <w:tab w:pos="8504" w:val="right" w:leader="dot"/>
+        </w:tabs>
+        <w:spacing w:after="80"/>
+      </w:pPr>
+      <w:r>
+        <w:rPr>
+          <w:rFonts w:ascii="Times New Roman" w:hAnsi="Times New Roman"/>
+          <w:sz w:val="24"/>
+        </w:rPr>
+        <w:t>5. Сөздік бөлімі</w:t>
+        <w:tab/>
+        <w:t>13</w:t>
+      </w:r>
+    </w:p>
+    <w:p>
+      <w:pPr>
+        <w:tabs>
+          <w:tab w:pos="8504" w:val="right" w:leader="dot"/>
+        </w:tabs>
+        <w:spacing w:after="80"/>
+      </w:pPr>
+      <w:r>
+        <w:rPr>
+          <w:rFonts w:ascii="Times New Roman" w:hAnsi="Times New Roman"/>
+          <w:sz w:val="24"/>
+        </w:rPr>
+        <w:t>6. Анықтама бөлімі</w:t>
+        <w:tab/>
+        <w:t>14</w:t>
+      </w:r>
+    </w:p>
+    <w:p>
+      <w:pPr>
+        <w:tabs>
+          <w:tab w:pos="8504" w:val="right" w:leader="dot"/>
+        </w:tabs>
+        <w:spacing w:after="80"/>
+      </w:pPr>
+      <w:r>
+        <w:rPr>
+          <w:rFonts w:ascii="Times New Roman" w:hAnsi="Times New Roman"/>
+          <w:sz w:val="24"/>
+        </w:rPr>
+        <w:t>7. Прогресті бақылау</w:t>
+        <w:tab/>
+        <w:t>16</w:t>
+      </w:r>
+    </w:p>
+    <w:p>
+      <w:pPr>
+        <w:tabs>
+          <w:tab w:pos="8504" w:val="right" w:leader="dot"/>
+        </w:tabs>
+        <w:spacing w:after="80"/>
+      </w:pPr>
+      <w:r>
+        <w:rPr>
+          <w:rFonts w:ascii="Times New Roman" w:hAnsi="Times New Roman"/>
+          <w:sz w:val="24"/>
+        </w:rPr>
+        <w:t>8. Техникалық мәселелер</w:t>
+        <w:tab/>
+        <w:t>18</w:t>
+      </w:r>
+    </w:p>
+    <w:p>
+      <w:pPr>
+        <w:tabs>
+          <w:tab w:pos="8504" w:val="right" w:leader="dot"/>
+        </w:tabs>
+        <w:spacing w:after="80"/>
+      </w:pPr>
+      <w:r>
+        <w:rPr>
+          <w:rFonts w:ascii="Times New Roman" w:hAnsi="Times New Roman"/>
+          <w:sz w:val="24"/>
+        </w:rPr>
+        <w:t>9. Ыңғайлылық мүмкіндіктері</w:t>
+        <w:tab/>
+        <w:t>20</w:t>
+      </w:r>
+    </w:p>
+    <w:p>
+      <w:pPr>
+        <w:tabs>
+          <w:tab w:pos="8504" w:val="right" w:leader="dot"/>
+        </w:tabs>
+        <w:spacing w:after="80"/>
+      </w:pPr>
+      <w:r>
+        <w:rPr>
+          <w:rFonts w:ascii="Times New Roman" w:hAnsi="Times New Roman"/>
+          <w:sz w:val="24"/>
+        </w:rPr>
+        <w:t>10. Қорытынды</w:t>
+        <w:tab/>
+        <w:t>20</w:t>
+      </w:r>
+    </w:p>
+    <w:p>
+      <w:r>
+        <w:br w:type="page"/>
+      </w:r>
+    </w:p>
+    <w:p>
+      <w:pPr>
         <w:pStyle w:val="Heading1"/>
+        <w:pBdr>
+          <w:bottom w:val="single" w:sz="8" w:space="4" w:color="00509D"/>
+        </w:pBdr>
       </w:pPr>
       <w:r>
         <w:t>Кіріспе</w:t>
@@ -69,6 +281,9 @@
     <w:p>
       <w:pPr>
         <w:pStyle w:val="Heading1"/>
+        <w:pBdr>
+          <w:bottom w:val="single" w:sz="8" w:space="4" w:color="00509D"/>
+        </w:pBdr>
       </w:pPr>
       <w:r>
         <w:t>1. Қосымшаны бастау</w:t>
@@ -120,7 +335,7 @@
                     <pic:cNvPicPr/>
                   </pic:nvPicPr>
                   <pic:blipFill>
-                    <a:blip r:embed="rId9"/>
+                    <a:blip r:embed="rId10"/>
                     <a:stretch>
                       <a:fillRect/>
                     </a:stretch>
@@ -601,6 +816,9 @@
     <w:p>
       <w:pPr>
         <w:pStyle w:val="Heading1"/>
+        <w:pBdr>
+          <w:bottom w:val="single" w:sz="8" w:space="4" w:color="00509D"/>
+        </w:pBdr>
       </w:pPr>
       <w:r>
         <w:t>2. Негізгі навигация</w:t>
@@ -760,6 +978,9 @@
     <w:p>
       <w:pPr>
         <w:pStyle w:val="Heading1"/>
+        <w:pBdr>
+          <w:bottom w:val="single" w:sz="8" w:space="4" w:color="00509D"/>
+        </w:pBdr>
       </w:pPr>
       <w:r>
         <w:t>3. Сабақтармен жұмыс</w:t>
@@ -802,7 +1023,7 @@
                     <pic:cNvPicPr/>
                   </pic:nvPicPr>
                   <pic:blipFill>
-                    <a:blip r:embed="rId10"/>
+                    <a:blip r:embed="rId11"/>
                     <a:stretch>
                       <a:fillRect/>
                     </a:stretch>
@@ -1154,7 +1375,7 @@
                     <pic:cNvPicPr/>
                   </pic:nvPicPr>
                   <pic:blipFill>
-                    <a:blip r:embed="rId11"/>
+                    <a:blip r:embed="rId12"/>
                     <a:stretch>
                       <a:fillRect/>
                     </a:stretch>
@@ -1226,7 +1447,7 @@
                     <pic:cNvPicPr/>
                   </pic:nvPicPr>
                   <pic:blipFill>
-                    <a:blip r:embed="rId12"/>
+                    <a:blip r:embed="rId13"/>
                     <a:stretch>
                       <a:fillRect/>
                     </a:stretch>
@@ -1289,7 +1510,7 @@
                     <pic:cNvPicPr/>
                   </pic:nvPicPr>
                   <pic:blipFill>
-                    <a:blip r:embed="rId13"/>
+                    <a:blip r:embed="rId14"/>
                     <a:stretch>
                       <a:fillRect/>
                     </a:stretch>
@@ -1352,7 +1573,7 @@
                     <pic:cNvPicPr/>
                   </pic:nvPicPr>
                   <pic:blipFill>
-                    <a:blip r:embed="rId14"/>
+                    <a:blip r:embed="rId15"/>
                     <a:stretch>
                       <a:fillRect/>
                     </a:stretch>
@@ -1842,6 +2063,9 @@
     <w:p>
       <w:pPr>
         <w:pStyle w:val="Heading1"/>
+        <w:pBdr>
+          <w:bottom w:val="single" w:sz="8" w:space="4" w:color="00509D"/>
+        </w:pBdr>
       </w:pPr>
       <w:r>
         <w:t>4. Жаттығу бөлімі</w:t>
@@ -1867,7 +2091,7 @@
                     <pic:cNvPicPr/>
                   </pic:nvPicPr>
                   <pic:blipFill>
-                    <a:blip r:embed="rId15"/>
+                    <a:blip r:embed="rId16"/>
                     <a:stretch>
                       <a:fillRect/>
                     </a:stretch>
@@ -2033,6 +2257,9 @@
     <w:p>
       <w:pPr>
         <w:pStyle w:val="Heading1"/>
+        <w:pBdr>
+          <w:bottom w:val="single" w:sz="8" w:space="4" w:color="00509D"/>
+        </w:pBdr>
       </w:pPr>
       <w:r>
         <w:t>5. Сөздік бөлімі</w:t>
@@ -2058,7 +2285,7 @@
                     <pic:cNvPicPr/>
                   </pic:nvPicPr>
                   <pic:blipFill>
-                    <a:blip r:embed="rId16"/>
+                    <a:blip r:embed="rId17"/>
                     <a:stretch>
                       <a:fillRect/>
                     </a:stretch>
@@ -2113,6 +2340,9 @@
     <w:p>
       <w:pPr>
         <w:pStyle w:val="Heading1"/>
+        <w:pBdr>
+          <w:bottom w:val="single" w:sz="8" w:space="4" w:color="00509D"/>
+        </w:pBdr>
       </w:pPr>
       <w:r>
         <w:t>6. Анықтама бөлімі</w:t>
@@ -2138,7 +2368,7 @@
                     <pic:cNvPicPr/>
                   </pic:nvPicPr>
                   <pic:blipFill>
-                    <a:blip r:embed="rId17"/>
+                    <a:blip r:embed="rId18"/>
                     <a:stretch>
                       <a:fillRect/>
                     </a:stretch>
@@ -2252,7 +2482,7 @@
                     <pic:cNvPicPr/>
                   </pic:nvPicPr>
                   <pic:blipFill>
-                    <a:blip r:embed="rId18"/>
+                    <a:blip r:embed="rId19"/>
                     <a:stretch>
                       <a:fillRect/>
                     </a:stretch>
@@ -2346,6 +2576,9 @@
     <w:p>
       <w:pPr>
         <w:pStyle w:val="Heading1"/>
+        <w:pBdr>
+          <w:bottom w:val="single" w:sz="8" w:space="4" w:color="00509D"/>
+        </w:pBdr>
       </w:pPr>
       <w:r>
         <w:t>7. Прогресті бақылау</w:t>
@@ -2371,7 +2604,7 @@
                     <pic:cNvPicPr/>
                   </pic:nvPicPr>
                   <pic:blipFill>
-                    <a:blip r:embed="rId19"/>
+                    <a:blip r:embed="rId20"/>
                     <a:stretch>
                       <a:fillRect/>
                     </a:stretch>
@@ -2588,6 +2821,9 @@
     <w:p>
       <w:pPr>
         <w:pStyle w:val="Heading1"/>
+        <w:pBdr>
+          <w:bottom w:val="single" w:sz="8" w:space="4" w:color="00509D"/>
+        </w:pBdr>
       </w:pPr>
       <w:r>
         <w:t>8. Техникалық мәселелер</w:t>
@@ -2955,6 +3191,9 @@
     <w:p>
       <w:pPr>
         <w:pStyle w:val="Heading1"/>
+        <w:pBdr>
+          <w:bottom w:val="single" w:sz="8" w:space="4" w:color="00509D"/>
+        </w:pBdr>
       </w:pPr>
       <w:r>
         <w:t>9. Ыңғайлылық мүмкіндіктері</w:t>
@@ -3130,6 +3369,9 @@
     <w:p>
       <w:pPr>
         <w:pStyle w:val="Heading1"/>
+        <w:pBdr>
+          <w:bottom w:val="single" w:sz="8" w:space="4" w:color="00509D"/>
+        </w:pBdr>
       </w:pPr>
       <w:r>
         <w:t>10. Қорытынды</w:t>
@@ -3507,6 +3749,7 @@
       </w:r>
     </w:p>
     <w:sectPr>
+      <w:footerReference w:type="default" r:id="rId9"/>
       <w:pgSz w:w="11906" w:h="16838"/>
       <w:pgMar w:top="1134" w:right="1701" w:bottom="1134" w:left="1701" w:header="720" w:footer="720" w:gutter="0"/>
       <w:cols w:space="720"/>
@@ -3514,6 +3757,41 @@
     </w:sectPr>
   </w:body>
 </w:document>
+</file>
+
+<file path=word/footer1.xml><?xml version="1.0" encoding="utf-8"?>
+<w:ftr xmlns:m="http://schemas.openxmlformats.org/officeDocument/2006/math" xmlns:mc="http://schemas.openxmlformats.org/markup-compatibility/2006" xmlns:mo="http://schemas.microsoft.com/office/mac/office/2008/main" xmlns:mv="urn:schemas-microsoft-com:mac:vml" xmlns:o="urn:schemas-microsoft-com:office:office" xmlns:r="http://schemas.openxmlformats.org/officeDocument/2006/relationships" xmlns:v="urn:schemas-microsoft-com:vml" xmlns:w10="urn:schemas-microsoft-com:office:word" xmlns:w14="http://schemas.microsoft.com/office/word/2010/wordml" xmlns:w="http://schemas.openxmlformats.org/wordprocessingml/2006/main" xmlns:wne="http://schemas.microsoft.com/office/word/2006/wordml" xmlns:wp14="http://schemas.microsoft.com/office/word/2010/wordprocessingDrawing" xmlns:wp="http://schemas.openxmlformats.org/drawingml/2006/wordprocessingDrawing" xmlns:wpc="http://schemas.microsoft.com/office/word/2010/wordprocessingCanvas" xmlns:wpg="http://schemas.microsoft.com/office/word/2010/wordprocessingGroup" xmlns:wpi="http://schemas.microsoft.com/office/word/2010/wordprocessingInk" xmlns:wps="http://schemas.microsoft.com/office/word/2010/wordprocessingShape" mc:Ignorable="w14 wp14">
+  <w:p>
+    <w:pPr>
+      <w:pStyle w:val="Footer"/>
+      <w:tabs>
+        <w:tab w:pos="8504" w:val="right"/>
+      </w:tabs>
+    </w:pPr>
+    <w:r/>
+    <w:r>
+      <w:rPr>
+        <w:rFonts w:ascii="Times New Roman" w:hAnsi="Times New Roman"/>
+        <w:color w:val="555D68"/>
+        <w:sz w:val="19"/>
+      </w:rPr>
+      <w:t>Тілашар – пайдаланушы нұсқаулығы</w:t>
+      <w:tab/>
+    </w:r>
+    <w:r>
+      <w:rPr>
+        <w:rFonts w:ascii="Times New Roman" w:hAnsi="Times New Roman"/>
+        <w:color w:val="555D68"/>
+        <w:sz w:val="19"/>
+      </w:rPr>
+      <w:fldChar w:fldCharType="begin"/>
+      <w:instrText xml:space="preserve"> PAGE </w:instrText>
+      <w:fldChar w:fldCharType="separate"/>
+      <w:t>1</w:t>
+      <w:fldChar w:fldCharType="end"/>
+    </w:r>
+  </w:p>
+</w:ftr>
 </file>
 
 <file path=word/numbering.xml><?xml version="1.0" encoding="utf-8"?>
@@ -3917,12 +4195,13 @@
     <w:unhideWhenUsed/>
     <w:rsid w:val="00E618BF"/>
     <w:pPr>
-      <w:tabs>
-        <w:tab w:val="center" w:pos="4680"/>
-        <w:tab w:val="right" w:pos="9360"/>
-      </w:tabs>
       <w:spacing w:after="0" w:line="240" w:lineRule="auto"/>
     </w:pPr>
+    <w:rPr>
+      <w:rFonts w:ascii="Times New Roman" w:hAnsi="Times New Roman"/>
+      <w:color w:val="555D68"/>
+      <w:sz w:val="19"/>
+    </w:rPr>
   </w:style>
   <w:style w:type="character" w:customStyle="1" w:styleId="FooterChar">
     <w:name w:val="Footer Char"/>

--- a/документы/Тілашар – пайдаланушы нұсқаулығы.docx
+++ b/документы/Тілашар – пайдаланушы нұсқаулығы.docx
@@ -96,7 +96,7 @@
         </w:rPr>
         <w:t>2. Негізгі навигация</w:t>
         <w:tab/>
-        <w:t>5</w:t>
+        <w:t>4</w:t>
       </w:r>
     </w:p>
     <w:p>
@@ -147,7 +147,7 @@
         </w:rPr>
         <w:t>5. Сөздік бөлімі</w:t>
         <w:tab/>
-        <w:t>13</w:t>
+        <w:t>12</w:t>
       </w:r>
     </w:p>
     <w:p>
@@ -164,7 +164,7 @@
         </w:rPr>
         <w:t>6. Анықтама бөлімі</w:t>
         <w:tab/>
-        <w:t>14</w:t>
+        <w:t>13</w:t>
       </w:r>
     </w:p>
     <w:p>
@@ -181,7 +181,7 @@
         </w:rPr>
         <w:t>7. Прогресті бақылау</w:t>
         <w:tab/>
-        <w:t>16</w:t>
+        <w:t>15</w:t>
       </w:r>
     </w:p>
     <w:p>
@@ -198,7 +198,7 @@
         </w:rPr>
         <w:t>8. Техникалық мәселелер</w:t>
         <w:tab/>
-        <w:t>18</w:t>
+        <w:t>16</w:t>
       </w:r>
     </w:p>
     <w:p>
@@ -215,7 +215,7 @@
         </w:rPr>
         <w:t>9. Ыңғайлылық мүмкіндіктері</w:t>
         <w:tab/>
-        <w:t>20</w:t>
+        <w:t>17</w:t>
       </w:r>
     </w:p>
     <w:p>
@@ -232,7 +232,7 @@
         </w:rPr>
         <w:t>10. Қорытынды</w:t>
         <w:tab/>
-        <w:t>20</w:t>
+        <w:t>18</w:t>
       </w:r>
     </w:p>
     <w:p>
@@ -243,6 +243,7 @@
     <w:p>
       <w:pPr>
         <w:pStyle w:val="Heading1"/>
+        <w:keepNext/>
         <w:pBdr>
           <w:bottom w:val="single" w:sz="8" w:space="4" w:color="00509D"/>
         </w:pBdr>
@@ -281,6 +282,7 @@
     <w:p>
       <w:pPr>
         <w:pStyle w:val="Heading1"/>
+        <w:keepNext/>
         <w:pBdr>
           <w:bottom w:val="single" w:sz="8" w:space="4" w:color="00509D"/>
         </w:pBdr>
@@ -292,6 +294,7 @@
     <w:p>
       <w:pPr>
         <w:pStyle w:val="Heading2"/>
+        <w:keepNext/>
       </w:pPr>
       <w:r>
         <w:t>1.1. Қосымшаны ашу</w:t>
@@ -317,12 +320,13 @@
     </w:p>
     <w:p>
       <w:pPr>
+        <w:keepNext/>
         <w:jc w:val="center"/>
       </w:pPr>
       <w:r>
         <w:drawing>
           <wp:inline xmlns:a="http://schemas.openxmlformats.org/drawingml/2006/main" xmlns:pic="http://schemas.openxmlformats.org/drawingml/2006/picture">
-            <wp:extent cx="2592000" cy="8168040"/>
+            <wp:extent cx="2592000" cy="5572800"/>
             <wp:docPr id="1" name="Picture 1"/>
             <wp:cNvGraphicFramePr>
               <a:graphicFrameLocks noChangeAspect="1"/>
@@ -343,7 +347,7 @@
                   <pic:spPr>
                     <a:xfrm>
                       <a:off x="0" y="0"/>
-                      <a:ext cx="2592000" cy="8168040"/>
+                      <a:ext cx="2592000" cy="5572800"/>
                     </a:xfrm>
                     <a:prstGeom prst="rect"/>
                   </pic:spPr>
@@ -433,6 +437,7 @@
     <w:p>
       <w:pPr>
         <w:pStyle w:val="Heading2"/>
+        <w:keepNext/>
       </w:pPr>
       <w:r>
         <w:t>1.2. Деңгейді таңдау</w:t>
@@ -703,6 +708,7 @@
     <w:p>
       <w:pPr>
         <w:pStyle w:val="Heading2"/>
+        <w:keepNext/>
       </w:pPr>
       <w:r>
         <w:t>1.3. Телефонға орнату</w:t>
@@ -755,6 +761,7 @@
     <w:p>
       <w:pPr>
         <w:pStyle w:val="Heading2"/>
+        <w:keepNext/>
       </w:pPr>
       <w:r>
         <w:t>1.4. Компьютерге орнату (Windows)</w:t>
@@ -816,6 +823,7 @@
     <w:p>
       <w:pPr>
         <w:pStyle w:val="Heading1"/>
+        <w:keepNext/>
         <w:pBdr>
           <w:bottom w:val="single" w:sz="8" w:space="4" w:color="00509D"/>
         </w:pBdr>
@@ -827,6 +835,7 @@
     <w:p>
       <w:pPr>
         <w:pStyle w:val="Heading2"/>
+        <w:keepNext/>
       </w:pPr>
       <w:r>
         <w:t>2.1. Төменгі панель</w:t>
@@ -909,6 +918,7 @@
     <w:p>
       <w:pPr>
         <w:pStyle w:val="Heading2"/>
+        <w:keepNext/>
       </w:pPr>
       <w:r>
         <w:t>2.2. Жоғарғы панель және оралу</w:t>
@@ -978,6 +988,7 @@
     <w:p>
       <w:pPr>
         <w:pStyle w:val="Heading1"/>
+        <w:keepNext/>
         <w:pBdr>
           <w:bottom w:val="single" w:sz="8" w:space="4" w:color="00509D"/>
         </w:pBdr>
@@ -989,6 +1000,7 @@
     <w:p>
       <w:pPr>
         <w:pStyle w:val="Heading2"/>
+        <w:keepNext/>
       </w:pPr>
       <w:r>
         <w:t>3.1. Сабақты таңдау</w:t>
@@ -1005,12 +1017,13 @@
     </w:p>
     <w:p>
       <w:pPr>
+        <w:keepNext/>
         <w:jc w:val="center"/>
       </w:pPr>
       <w:r>
         <w:drawing>
           <wp:inline xmlns:a="http://schemas.openxmlformats.org/drawingml/2006/main" xmlns:pic="http://schemas.openxmlformats.org/drawingml/2006/picture">
-            <wp:extent cx="2592000" cy="11035440"/>
+            <wp:extent cx="2592000" cy="5563080"/>
             <wp:docPr id="2" name="Picture 2"/>
             <wp:cNvGraphicFramePr>
               <a:graphicFrameLocks noChangeAspect="1"/>
@@ -1031,7 +1044,7 @@
                   <pic:spPr>
                     <a:xfrm>
                       <a:off x="0" y="0"/>
-                      <a:ext cx="2592000" cy="11035440"/>
+                      <a:ext cx="2592000" cy="5563080"/>
                     </a:xfrm>
                     <a:prstGeom prst="rect"/>
                   </pic:spPr>
@@ -1069,6 +1082,7 @@
     <w:p>
       <w:pPr>
         <w:pStyle w:val="Heading2"/>
+        <w:keepNext/>
       </w:pPr>
       <w:r>
         <w:t>3.2. Сабақ экранының құрылымы</w:t>
@@ -1341,6 +1355,7 @@
     <w:p>
       <w:pPr>
         <w:pStyle w:val="Heading2"/>
+        <w:keepNext/>
       </w:pPr>
       <w:r>
         <w:t>3.3. Сабақты өту тәртібі</w:t>
@@ -1357,12 +1372,13 @@
     </w:p>
     <w:p>
       <w:pPr>
+        <w:keepNext/>
         <w:jc w:val="center"/>
       </w:pPr>
       <w:r>
         <w:drawing>
           <wp:inline xmlns:a="http://schemas.openxmlformats.org/drawingml/2006/main" xmlns:pic="http://schemas.openxmlformats.org/drawingml/2006/picture">
-            <wp:extent cx="2592000" cy="2705400"/>
+            <wp:extent cx="2592000" cy="2660040"/>
             <wp:docPr id="3" name="Picture 3"/>
             <wp:cNvGraphicFramePr>
               <a:graphicFrameLocks noChangeAspect="1"/>
@@ -1383,7 +1399,7 @@
                   <pic:spPr>
                     <a:xfrm>
                       <a:off x="0" y="0"/>
-                      <a:ext cx="2592000" cy="2705400"/>
+                      <a:ext cx="2592000" cy="2660040"/>
                     </a:xfrm>
                     <a:prstGeom prst="rect"/>
                   </pic:spPr>
@@ -1429,12 +1445,13 @@
     </w:p>
     <w:p>
       <w:pPr>
+        <w:keepNext/>
         <w:jc w:val="center"/>
       </w:pPr>
       <w:r>
         <w:drawing>
           <wp:inline xmlns:a="http://schemas.openxmlformats.org/drawingml/2006/main" xmlns:pic="http://schemas.openxmlformats.org/drawingml/2006/picture">
-            <wp:extent cx="2592000" cy="4610520"/>
+            <wp:extent cx="2592000" cy="4571640"/>
             <wp:docPr id="4" name="Picture 4"/>
             <wp:cNvGraphicFramePr>
               <a:graphicFrameLocks noChangeAspect="1"/>
@@ -1455,7 +1472,7 @@
                   <pic:spPr>
                     <a:xfrm>
                       <a:off x="0" y="0"/>
-                      <a:ext cx="2592000" cy="4610520"/>
+                      <a:ext cx="2592000" cy="4571640"/>
                     </a:xfrm>
                     <a:prstGeom prst="rect"/>
                   </pic:spPr>
@@ -1492,12 +1509,13 @@
     </w:p>
     <w:p>
       <w:pPr>
+        <w:keepNext/>
         <w:jc w:val="center"/>
       </w:pPr>
       <w:r>
         <w:drawing>
           <wp:inline xmlns:a="http://schemas.openxmlformats.org/drawingml/2006/main" xmlns:pic="http://schemas.openxmlformats.org/drawingml/2006/picture">
-            <wp:extent cx="2592000" cy="3832920"/>
+            <wp:extent cx="2592000" cy="3803760"/>
             <wp:docPr id="5" name="Picture 5"/>
             <wp:cNvGraphicFramePr>
               <a:graphicFrameLocks noChangeAspect="1"/>
@@ -1518,7 +1536,7 @@
                   <pic:spPr>
                     <a:xfrm>
                       <a:off x="0" y="0"/>
-                      <a:ext cx="2592000" cy="3832920"/>
+                      <a:ext cx="2592000" cy="3803760"/>
                     </a:xfrm>
                     <a:prstGeom prst="rect"/>
                   </pic:spPr>
@@ -1555,12 +1573,13 @@
     </w:p>
     <w:p>
       <w:pPr>
+        <w:keepNext/>
         <w:jc w:val="center"/>
       </w:pPr>
       <w:r>
         <w:drawing>
           <wp:inline xmlns:a="http://schemas.openxmlformats.org/drawingml/2006/main" xmlns:pic="http://schemas.openxmlformats.org/drawingml/2006/picture">
-            <wp:extent cx="2592000" cy="4403160"/>
+            <wp:extent cx="2592000" cy="4374000"/>
             <wp:docPr id="6" name="Picture 6"/>
             <wp:cNvGraphicFramePr>
               <a:graphicFrameLocks noChangeAspect="1"/>
@@ -1581,7 +1600,7 @@
                   <pic:spPr>
                     <a:xfrm>
                       <a:off x="0" y="0"/>
-                      <a:ext cx="2592000" cy="4403160"/>
+                      <a:ext cx="2592000" cy="4374000"/>
                     </a:xfrm>
                     <a:prstGeom prst="rect"/>
                   </pic:spPr>
@@ -1619,6 +1638,7 @@
     <w:p>
       <w:pPr>
         <w:pStyle w:val="Heading2"/>
+        <w:keepNext/>
       </w:pPr>
       <w:r>
         <w:t>3.4. Тапсырма түрлері</w:t>
@@ -1958,6 +1978,7 @@
     <w:p>
       <w:pPr>
         <w:pStyle w:val="Heading2"/>
+        <w:keepNext/>
       </w:pPr>
       <w:r>
         <w:t>3.5. Қазақ әріптерін енгізу</w:t>
@@ -2028,6 +2049,7 @@
     <w:p>
       <w:pPr>
         <w:pStyle w:val="Heading2"/>
+        <w:keepNext/>
       </w:pPr>
       <w:r>
         <w:t>3.6. Дыбыстау және тірі кейіпкер</w:t>
@@ -2063,6 +2085,7 @@
     <w:p>
       <w:pPr>
         <w:pStyle w:val="Heading1"/>
+        <w:keepNext/>
         <w:pBdr>
           <w:bottom w:val="single" w:sz="8" w:space="4" w:color="00509D"/>
         </w:pBdr>
@@ -2073,12 +2096,13 @@
     </w:p>
     <w:p>
       <w:pPr>
+        <w:keepNext/>
         <w:jc w:val="center"/>
       </w:pPr>
       <w:r>
         <w:drawing>
           <wp:inline xmlns:a="http://schemas.openxmlformats.org/drawingml/2006/main" xmlns:pic="http://schemas.openxmlformats.org/drawingml/2006/picture">
-            <wp:extent cx="2592000" cy="7092360"/>
+            <wp:extent cx="2592000" cy="5563080"/>
             <wp:docPr id="7" name="Picture 7"/>
             <wp:cNvGraphicFramePr>
               <a:graphicFrameLocks noChangeAspect="1"/>
@@ -2099,7 +2123,7 @@
                   <pic:spPr>
                     <a:xfrm>
                       <a:off x="0" y="0"/>
-                      <a:ext cx="2592000" cy="7092360"/>
+                      <a:ext cx="2592000" cy="5563080"/>
                     </a:xfrm>
                     <a:prstGeom prst="rect"/>
                   </pic:spPr>
@@ -2128,6 +2152,7 @@
     <w:p>
       <w:pPr>
         <w:pStyle w:val="Heading2"/>
+        <w:keepNext/>
       </w:pPr>
       <w:r>
         <w:t>4.1. Күнделікті мақсат</w:t>
@@ -2145,6 +2170,7 @@
     <w:p>
       <w:pPr>
         <w:pStyle w:val="Heading2"/>
+        <w:keepNext/>
       </w:pPr>
       <w:r>
         <w:t>4.2. Қайталау</w:t>
@@ -2223,6 +2249,7 @@
     <w:p>
       <w:pPr>
         <w:pStyle w:val="Heading2"/>
+        <w:keepNext/>
       </w:pPr>
       <w:r>
         <w:t>4.3. Сөз карточкалары</w:t>
@@ -2240,6 +2267,7 @@
     <w:p>
       <w:pPr>
         <w:pStyle w:val="Heading2"/>
+        <w:keepNext/>
       </w:pPr>
       <w:r>
         <w:t>4.4. Спринт</w:t>
@@ -2257,6 +2285,7 @@
     <w:p>
       <w:pPr>
         <w:pStyle w:val="Heading1"/>
+        <w:keepNext/>
         <w:pBdr>
           <w:bottom w:val="single" w:sz="8" w:space="4" w:color="00509D"/>
         </w:pBdr>
@@ -2267,12 +2296,13 @@
     </w:p>
     <w:p>
       <w:pPr>
+        <w:keepNext/>
         <w:jc w:val="center"/>
       </w:pPr>
       <w:r>
         <w:drawing>
           <wp:inline xmlns:a="http://schemas.openxmlformats.org/drawingml/2006/main" xmlns:pic="http://schemas.openxmlformats.org/drawingml/2006/picture">
-            <wp:extent cx="2592000" cy="7076160"/>
+            <wp:extent cx="2592000" cy="5563080"/>
             <wp:docPr id="8" name="Picture 8"/>
             <wp:cNvGraphicFramePr>
               <a:graphicFrameLocks noChangeAspect="1"/>
@@ -2293,7 +2323,7 @@
                   <pic:spPr>
                     <a:xfrm>
                       <a:off x="0" y="0"/>
-                      <a:ext cx="2592000" cy="7076160"/>
+                      <a:ext cx="2592000" cy="5563080"/>
                     </a:xfrm>
                     <a:prstGeom prst="rect"/>
                   </pic:spPr>
@@ -2340,6 +2370,7 @@
     <w:p>
       <w:pPr>
         <w:pStyle w:val="Heading1"/>
+        <w:keepNext/>
         <w:pBdr>
           <w:bottom w:val="single" w:sz="8" w:space="4" w:color="00509D"/>
         </w:pBdr>
@@ -2350,12 +2381,13 @@
     </w:p>
     <w:p>
       <w:pPr>
+        <w:keepNext/>
         <w:jc w:val="center"/>
       </w:pPr>
       <w:r>
         <w:drawing>
           <wp:inline xmlns:a="http://schemas.openxmlformats.org/drawingml/2006/main" xmlns:pic="http://schemas.openxmlformats.org/drawingml/2006/picture">
-            <wp:extent cx="2592000" cy="5576040"/>
+            <wp:extent cx="2592000" cy="5563080"/>
             <wp:docPr id="9" name="Picture 9"/>
             <wp:cNvGraphicFramePr>
               <a:graphicFrameLocks noChangeAspect="1"/>
@@ -2376,7 +2408,7 @@
                   <pic:spPr>
                     <a:xfrm>
                       <a:off x="0" y="0"/>
-                      <a:ext cx="2592000" cy="5576040"/>
+                      <a:ext cx="2592000" cy="5563080"/>
                     </a:xfrm>
                     <a:prstGeom prst="rect"/>
                   </pic:spPr>
@@ -2414,6 +2446,7 @@
     <w:p>
       <w:pPr>
         <w:pStyle w:val="Heading2"/>
+        <w:keepNext/>
       </w:pPr>
       <w:r>
         <w:t>6.1. Ережелер</w:t>
@@ -2431,6 +2464,7 @@
     <w:p>
       <w:pPr>
         <w:pStyle w:val="Heading2"/>
+        <w:keepNext/>
       </w:pPr>
       <w:r>
         <w:t>6.2. Тақырыптар</w:t>
@@ -2448,6 +2482,7 @@
     <w:p>
       <w:pPr>
         <w:pStyle w:val="Heading2"/>
+        <w:keepNext/>
       </w:pPr>
       <w:r>
         <w:t>6.3. Жалғау кестелері</w:t>
@@ -2464,12 +2499,13 @@
     </w:p>
     <w:p>
       <w:pPr>
+        <w:keepNext/>
         <w:jc w:val="center"/>
       </w:pPr>
       <w:r>
         <w:drawing>
           <wp:inline xmlns:a="http://schemas.openxmlformats.org/drawingml/2006/main" xmlns:pic="http://schemas.openxmlformats.org/drawingml/2006/picture">
-            <wp:extent cx="2592000" cy="5572800"/>
+            <wp:extent cx="2592000" cy="5563080"/>
             <wp:docPr id="10" name="Picture 10"/>
             <wp:cNvGraphicFramePr>
               <a:graphicFrameLocks noChangeAspect="1"/>
@@ -2490,7 +2526,7 @@
                   <pic:spPr>
                     <a:xfrm>
                       <a:off x="0" y="0"/>
-                      <a:ext cx="2592000" cy="5572800"/>
+                      <a:ext cx="2592000" cy="5563080"/>
                     </a:xfrm>
                     <a:prstGeom prst="rect"/>
                   </pic:spPr>
@@ -2576,6 +2612,7 @@
     <w:p>
       <w:pPr>
         <w:pStyle w:val="Heading1"/>
+        <w:keepNext/>
         <w:pBdr>
           <w:bottom w:val="single" w:sz="8" w:space="4" w:color="00509D"/>
         </w:pBdr>
@@ -2586,12 +2623,13 @@
     </w:p>
     <w:p>
       <w:pPr>
+        <w:keepNext/>
         <w:jc w:val="center"/>
       </w:pPr>
       <w:r>
         <w:drawing>
           <wp:inline xmlns:a="http://schemas.openxmlformats.org/drawingml/2006/main" xmlns:pic="http://schemas.openxmlformats.org/drawingml/2006/picture">
-            <wp:extent cx="2592000" cy="17013240"/>
+            <wp:extent cx="2592000" cy="5563080"/>
             <wp:docPr id="11" name="Picture 11"/>
             <wp:cNvGraphicFramePr>
               <a:graphicFrameLocks noChangeAspect="1"/>
@@ -2612,7 +2650,7 @@
                   <pic:spPr>
                     <a:xfrm>
                       <a:off x="0" y="0"/>
-                      <a:ext cx="2592000" cy="17013240"/>
+                      <a:ext cx="2592000" cy="5563080"/>
                     </a:xfrm>
                     <a:prstGeom prst="rect"/>
                   </pic:spPr>
@@ -2641,6 +2679,7 @@
     <w:p>
       <w:pPr>
         <w:pStyle w:val="Heading2"/>
+        <w:keepNext/>
       </w:pPr>
       <w:r>
         <w:t>7.1. Статистика</w:t>
@@ -2714,6 +2753,7 @@
     <w:p>
       <w:pPr>
         <w:pStyle w:val="Heading2"/>
+        <w:keepNext/>
       </w:pPr>
       <w:r>
         <w:t>7.2. Марапаттар</w:t>
@@ -2731,6 +2771,7 @@
     <w:p>
       <w:pPr>
         <w:pStyle w:val="Heading2"/>
+        <w:keepNext/>
       </w:pPr>
       <w:r>
         <w:t>7.3. Нәтижелерді жүктеу</w:t>
@@ -2748,6 +2789,7 @@
     <w:p>
       <w:pPr>
         <w:pStyle w:val="Heading2"/>
+        <w:keepNext/>
       </w:pPr>
       <w:r>
         <w:t>7.4. Баптаулар</w:t>
@@ -2821,6 +2863,7 @@
     <w:p>
       <w:pPr>
         <w:pStyle w:val="Heading1"/>
+        <w:keepNext/>
         <w:pBdr>
           <w:bottom w:val="single" w:sz="8" w:space="4" w:color="00509D"/>
         </w:pBdr>
@@ -2832,6 +2875,7 @@
     <w:p>
       <w:pPr>
         <w:pStyle w:val="Heading2"/>
+        <w:keepNext/>
       </w:pPr>
       <w:r>
         <w:t>8.1. Жиі қойылатын сұрақтар</w:t>
@@ -2966,6 +3010,7 @@
     <w:p>
       <w:pPr>
         <w:pStyle w:val="Heading2"/>
+        <w:keepNext/>
       </w:pPr>
       <w:r>
         <w:t>8.2. Техникалық талаптар</w:t>
@@ -3052,6 +3097,7 @@
     <w:p>
       <w:pPr>
         <w:pStyle w:val="Heading2"/>
+        <w:keepNext/>
       </w:pPr>
       <w:r>
         <w:t>8.3. Мәселелерді шешу</w:t>
@@ -3191,6 +3237,7 @@
     <w:p>
       <w:pPr>
         <w:pStyle w:val="Heading1"/>
+        <w:keepNext/>
         <w:pBdr>
           <w:bottom w:val="single" w:sz="8" w:space="4" w:color="00509D"/>
         </w:pBdr>
@@ -3202,6 +3249,7 @@
     <w:p>
       <w:pPr>
         <w:pStyle w:val="Heading2"/>
+        <w:keepNext/>
       </w:pPr>
       <w:r>
         <w:t>9.1. Пернетақтадан басқару</w:t>
@@ -3249,6 +3297,7 @@
     <w:p>
       <w:pPr>
         <w:pStyle w:val="Heading2"/>
+        <w:keepNext/>
       </w:pPr>
       <w:r>
         <w:t>9.2. Телефонда жұмыс</w:t>
@@ -3309,6 +3358,7 @@
     <w:p>
       <w:pPr>
         <w:pStyle w:val="Heading2"/>
+        <w:keepNext/>
       </w:pPr>
       <w:r>
         <w:t>9.3. Қолжетімділік</w:t>
@@ -3369,6 +3419,7 @@
     <w:p>
       <w:pPr>
         <w:pStyle w:val="Heading1"/>
+        <w:keepNext/>
         <w:pBdr>
           <w:bottom w:val="single" w:sz="8" w:space="4" w:color="00509D"/>
         </w:pBdr>
@@ -3380,6 +3431,7 @@
     <w:p>
       <w:pPr>
         <w:pStyle w:val="Heading2"/>
+        <w:keepNext/>
       </w:pPr>
       <w:r>
         <w:t>10.1. Негізгі артықшылықтары</w:t>
@@ -3492,6 +3544,7 @@
     <w:p>
       <w:pPr>
         <w:pStyle w:val="Heading2"/>
+        <w:keepNext/>
       </w:pPr>
       <w:r>
         <w:t>10.2. Тиімді пайдалану үшін кеңестер</w:t>
@@ -3622,6 +3675,7 @@
     <w:p>
       <w:pPr>
         <w:pStyle w:val="Heading2"/>
+        <w:keepNext/>
       </w:pPr>
       <w:r>
         <w:t>10.3. Нәтижелерді бағалау</w:t>
@@ -3669,6 +3723,7 @@
     <w:p>
       <w:pPr>
         <w:pStyle w:val="Heading2"/>
+        <w:keepNext/>
       </w:pPr>
       <w:r>
         <w:t>10.4. Болашақтағы мүмкіндіктер</w:t>

--- a/документы/Тілашар – пайдаланушы нұсқаулығы.docx
+++ b/документы/Тілашар – пайдаланушы нұсқаулығы.docx
@@ -2440,7 +2440,7 @@
           <w:rFonts w:ascii="Times New Roman" w:hAnsi="Times New Roman"/>
           <w:sz w:val="24"/>
         </w:rPr>
-        <w:t>Анықтама үш бөліктен тұрады.</w:t>
+        <w:t>Анықтама төрт бөліктен тұрады.</w:t>
       </w:r>
     </w:p>
     <w:p>
@@ -2607,6 +2607,33 @@
           <w:sz w:val="24"/>
         </w:rPr>
         <w:t>Кестеде жеті септік, тәуелдік және көптік жалғаулары беріледі.</w:t>
+      </w:r>
+    </w:p>
+    <w:p>
+      <w:pPr>
+        <w:pStyle w:val="Heading2"/>
+        <w:keepNext/>
+      </w:pPr>
+      <w:r>
+        <w:t>6.4. Қосымша қалай жұмыс істейді</w:t>
+      </w:r>
+    </w:p>
+    <w:p>
+      <w:r>
+        <w:rPr>
+          <w:rFonts w:ascii="Times New Roman" w:hAnsi="Times New Roman"/>
+          <w:sz w:val="24"/>
+        </w:rPr>
+        <w:t>Бұл бөлім қосымшаның өзі туралы: оқушы онда не қалай құрылғанын оқи алады. Алты сұраққа жауап берілген: «Тілашар» деген не, сабақ қалай өтеді, жауап қалай тексеріледі, экранның төменгі жағындағы бес бөлім не үшін керек, қайталау мен ұпай қалай жұмыс істейді және қосымшаны телефонға қалай орнатуға болады.</w:t>
+      </w:r>
+    </w:p>
+    <w:p>
+      <w:r>
+        <w:rPr>
+          <w:rFonts w:ascii="Times New Roman" w:hAnsi="Times New Roman"/>
+          <w:sz w:val="24"/>
+        </w:rPr>
+        <w:t>Ең бастысы — «жауап дұрысқа жақын» дегеннің мәні: неге орыс әріптерімен жазылған жауап та дұрыс саналады.</w:t>
       </w:r>
     </w:p>
     <w:p>
